--- a/lecNote/03_JavaScript/0523.ch10_문서객체모델.docx
+++ b/lecNote/03_JavaScript/0523.ch10_문서객체모델.docx
@@ -1,6 +1,6 @@
 
 <file path=word/document.xml><?xml version="1.0" encoding="utf-8"?>
-<w:document xmlns:wpc="http://schemas.microsoft.com/office/word/2010/wordprocessingCanvas" xmlns:cx="http://schemas.microsoft.com/office/drawing/2014/chartex" xmlns:mc="http://schemas.openxmlformats.org/markup-compatibility/2006" xmlns:o="urn:schemas-microsoft-com:office:office" xmlns:r="http://schemas.openxmlformats.org/officeDocument/2006/relationships" xmlns:m="http://schemas.openxmlformats.org/officeDocument/2006/math" xmlns:v="urn:schemas-microsoft-com:vml" xmlns:wp14="http://schemas.microsoft.com/office/word/2010/wordprocessingDrawing" xmlns:wp="http://schemas.openxmlformats.org/drawingml/2006/wordprocessingDrawing" xmlns:w10="urn:schemas-microsoft-com:office:word" xmlns:w="http://schemas.openxmlformats.org/wordprocessingml/2006/main" xmlns:w14="http://schemas.microsoft.com/office/word/2010/wordml" xmlns:w15="http://schemas.microsoft.com/office/word/2012/wordml" xmlns:w16se="http://schemas.microsoft.com/office/word/2015/wordml/symex" xmlns:wpg="http://schemas.microsoft.com/office/word/2010/wordprocessingGroup" xmlns:wpi="http://schemas.microsoft.com/office/word/2010/wordprocessingInk" xmlns:wne="http://schemas.microsoft.com/office/word/2006/wordml" xmlns:wps="http://schemas.microsoft.com/office/word/2010/wordprocessingShape" mc:Ignorable="w14 w15 w16se wp14">
+<w:document xmlns:wpc="http://schemas.microsoft.com/office/word/2010/wordprocessingCanvas" xmlns:cx="http://schemas.microsoft.com/office/drawing/2014/chartex" xmlns:cx1="http://schemas.microsoft.com/office/drawing/2015/9/8/chartex" xmlns:cx2="http://schemas.microsoft.com/office/drawing/2015/10/21/chartex" xmlns:cx3="http://schemas.microsoft.com/office/drawing/2016/5/9/chartex" xmlns:cx4="http://schemas.microsoft.com/office/drawing/2016/5/10/chartex" xmlns:cx5="http://schemas.microsoft.com/office/drawing/2016/5/11/chartex" xmlns:cx6="http://schemas.microsoft.com/office/drawing/2016/5/12/chartex" xmlns:cx7="http://schemas.microsoft.com/office/drawing/2016/5/13/chartex" xmlns:cx8="http://schemas.microsoft.com/office/drawing/2016/5/14/chartex" xmlns:mc="http://schemas.openxmlformats.org/markup-compatibility/2006" xmlns:aink="http://schemas.microsoft.com/office/drawing/2016/ink" xmlns:am3d="http://schemas.microsoft.com/office/drawing/2017/model3d" xmlns:o="urn:schemas-microsoft-com:office:office" xmlns:oel="http://schemas.microsoft.com/office/2019/extlst" xmlns:r="http://schemas.openxmlformats.org/officeDocument/2006/relationships" xmlns:m="http://schemas.openxmlformats.org/officeDocument/2006/math" xmlns:v="urn:schemas-microsoft-com:vml" xmlns:wp14="http://schemas.microsoft.com/office/word/2010/wordprocessingDrawing" xmlns:wp="http://schemas.openxmlformats.org/drawingml/2006/wordprocessingDrawing" xmlns:w10="urn:schemas-microsoft-com:office:word" xmlns:w="http://schemas.openxmlformats.org/wordprocessingml/2006/main" xmlns:w14="http://schemas.microsoft.com/office/word/2010/wordml" xmlns:w15="http://schemas.microsoft.com/office/word/2012/wordml" xmlns:w16cex="http://schemas.microsoft.com/office/word/2018/wordml/cex" xmlns:w16cid="http://schemas.microsoft.com/office/word/2016/wordml/cid" xmlns:w16="http://schemas.microsoft.com/office/word/2018/wordml" xmlns:w16du="http://schemas.microsoft.com/office/word/2023/wordml/word16du" xmlns:w16sdtdh="http://schemas.microsoft.com/office/word/2020/wordml/sdtdatahash" xmlns:w16sdtfl="http://schemas.microsoft.com/office/word/2024/wordml/sdtformatlock" xmlns:w16se="http://schemas.microsoft.com/office/word/2015/wordml/symex" xmlns:wpg="http://schemas.microsoft.com/office/word/2010/wordprocessingGroup" xmlns:wpi="http://schemas.microsoft.com/office/word/2010/wordprocessingInk" xmlns:wne="http://schemas.microsoft.com/office/word/2006/wordml" xmlns:wps="http://schemas.microsoft.com/office/word/2010/wordprocessingShape" mc:Ignorable="w14 w15 w16se w16cid w16 w16cex w16sdtdh w16sdtfl w16du wp14">
   <w:body>
     <w:p>
       <w:pPr>
@@ -20107,17 +20107,7 @@
           <w:sz w:val="19"/>
           <w:szCs w:val="19"/>
         </w:rPr>
-        <w:t xml:space="preserve"> </w:t>
-      </w:r>
-      <w:r>
-        <w:rPr>
-          <w:rFonts w:ascii="돋움체" w:hAnsi="돋움체" w:cs="돋움체" w:hint="eastAsia"/>
-          <w:b/>
-          <w:kern w:val="0"/>
-          <w:sz w:val="19"/>
-          <w:szCs w:val="19"/>
-        </w:rPr>
-        <w:t xml:space="preserve">   </w:t>
+        <w:t xml:space="preserve">    </w:t>
       </w:r>
       <w:r>
         <w:rPr>
@@ -20129,7 +20119,7 @@
           <w:szCs w:val="19"/>
         </w:rPr>
         <w:drawing>
-          <wp:inline distT="0" distB="0" distL="0" distR="0" wp14:anchorId="1ADC5526" wp14:editId="5C3B7F05">
+          <wp:inline distT="0" distB="0" distL="0" distR="0" wp14:anchorId="7FBBD73A" wp14:editId="643CC620">
             <wp:extent cx="2786536" cy="1163955"/>
             <wp:effectExtent l="0" t="0" r="0" b="0"/>
             <wp:docPr id="13" name="그림 13"/>
@@ -20189,7 +20179,7 @@
           <w:noProof/>
         </w:rPr>
         <w:drawing>
-          <wp:inline distT="0" distB="0" distL="0" distR="0" wp14:anchorId="58FE675F" wp14:editId="32D08E77">
+          <wp:inline distT="0" distB="0" distL="0" distR="0" wp14:anchorId="0A89B5C9" wp14:editId="600F92AB">
             <wp:extent cx="3324225" cy="1143000"/>
             <wp:effectExtent l="0" t="0" r="9525" b="0"/>
             <wp:docPr id="1" name="그림 1"/>
@@ -20467,7 +20457,7 @@
           <w:szCs w:val="19"/>
         </w:rPr>
         <w:drawing>
-          <wp:inline distT="0" distB="0" distL="0" distR="0" wp14:anchorId="2D3FE31E" wp14:editId="3457E241">
+          <wp:inline distT="0" distB="0" distL="0" distR="0" wp14:anchorId="507AA23B" wp14:editId="0BAE91CB">
             <wp:extent cx="2981347" cy="1085858"/>
             <wp:effectExtent l="0" t="0" r="9525" b="0"/>
             <wp:docPr id="12" name="그림 12"/>
@@ -20614,21 +20604,7 @@
           <w:sz w:val="19"/>
           <w:szCs w:val="19"/>
         </w:rPr>
-        <w:t xml:space="preserve"> h</w:t>
-      </w:r>
-      <w:r>
-        <w:rPr>
-          <w:sz w:val="19"/>
-          <w:szCs w:val="19"/>
-        </w:rPr>
-        <w:t>3</w:t>
-      </w:r>
-      <w:r>
-        <w:rPr>
-          <w:sz w:val="19"/>
-          <w:szCs w:val="19"/>
-        </w:rPr>
-        <w:t>{text-align:center;}</w:t>
+        <w:t xml:space="preserve"> h3{text-align:center;}</w:t>
       </w:r>
     </w:p>
     <w:p>
@@ -20778,8 +20754,6 @@
           <w:szCs w:val="19"/>
         </w:rPr>
       </w:pPr>
-      <w:bookmarkStart w:id="0" w:name="_GoBack"/>
-      <w:bookmarkEnd w:id="0"/>
     </w:p>
     <w:sectPr>
       <w:footerReference w:type="default" r:id="rId16"/>
@@ -20793,7 +20767,7 @@
 </file>
 
 <file path=word/endnotes.xml><?xml version="1.0" encoding="utf-8"?>
-<w:endnotes xmlns:wpc="http://schemas.microsoft.com/office/word/2010/wordprocessingCanvas" xmlns:cx="http://schemas.microsoft.com/office/drawing/2014/chartex" xmlns:mc="http://schemas.openxmlformats.org/markup-compatibility/2006" xmlns:o="urn:schemas-microsoft-com:office:office" xmlns:r="http://schemas.openxmlformats.org/officeDocument/2006/relationships" xmlns:m="http://schemas.openxmlformats.org/officeDocument/2006/math" xmlns:v="urn:schemas-microsoft-com:vml" xmlns:wp14="http://schemas.microsoft.com/office/word/2010/wordprocessingDrawing" xmlns:wp="http://schemas.openxmlformats.org/drawingml/2006/wordprocessingDrawing" xmlns:w10="urn:schemas-microsoft-com:office:word" xmlns:w="http://schemas.openxmlformats.org/wordprocessingml/2006/main" xmlns:w14="http://schemas.microsoft.com/office/word/2010/wordml" xmlns:w15="http://schemas.microsoft.com/office/word/2012/wordml" xmlns:w16se="http://schemas.microsoft.com/office/word/2015/wordml/symex" xmlns:wpg="http://schemas.microsoft.com/office/word/2010/wordprocessingGroup" xmlns:wpi="http://schemas.microsoft.com/office/word/2010/wordprocessingInk" xmlns:wne="http://schemas.microsoft.com/office/word/2006/wordml" xmlns:wps="http://schemas.microsoft.com/office/word/2010/wordprocessingShape" mc:Ignorable="w14 w15 w16se wp14">
+<w:endnotes xmlns:wpc="http://schemas.microsoft.com/office/word/2010/wordprocessingCanvas" xmlns:cx="http://schemas.microsoft.com/office/drawing/2014/chartex" xmlns:cx1="http://schemas.microsoft.com/office/drawing/2015/9/8/chartex" xmlns:cx2="http://schemas.microsoft.com/office/drawing/2015/10/21/chartex" xmlns:cx3="http://schemas.microsoft.com/office/drawing/2016/5/9/chartex" xmlns:cx4="http://schemas.microsoft.com/office/drawing/2016/5/10/chartex" xmlns:cx5="http://schemas.microsoft.com/office/drawing/2016/5/11/chartex" xmlns:cx6="http://schemas.microsoft.com/office/drawing/2016/5/12/chartex" xmlns:cx7="http://schemas.microsoft.com/office/drawing/2016/5/13/chartex" xmlns:cx8="http://schemas.microsoft.com/office/drawing/2016/5/14/chartex" xmlns:mc="http://schemas.openxmlformats.org/markup-compatibility/2006" xmlns:aink="http://schemas.microsoft.com/office/drawing/2016/ink" xmlns:am3d="http://schemas.microsoft.com/office/drawing/2017/model3d" xmlns:o="urn:schemas-microsoft-com:office:office" xmlns:oel="http://schemas.microsoft.com/office/2019/extlst" xmlns:r="http://schemas.openxmlformats.org/officeDocument/2006/relationships" xmlns:m="http://schemas.openxmlformats.org/officeDocument/2006/math" xmlns:v="urn:schemas-microsoft-com:vml" xmlns:wp14="http://schemas.microsoft.com/office/word/2010/wordprocessingDrawing" xmlns:wp="http://schemas.openxmlformats.org/drawingml/2006/wordprocessingDrawing" xmlns:w10="urn:schemas-microsoft-com:office:word" xmlns:w="http://schemas.openxmlformats.org/wordprocessingml/2006/main" xmlns:w14="http://schemas.microsoft.com/office/word/2010/wordml" xmlns:w15="http://schemas.microsoft.com/office/word/2012/wordml" xmlns:w16cex="http://schemas.microsoft.com/office/word/2018/wordml/cex" xmlns:w16cid="http://schemas.microsoft.com/office/word/2016/wordml/cid" xmlns:w16="http://schemas.microsoft.com/office/word/2018/wordml" xmlns:w16du="http://schemas.microsoft.com/office/word/2023/wordml/word16du" xmlns:w16sdtdh="http://schemas.microsoft.com/office/word/2020/wordml/sdtdatahash" xmlns:w16sdtfl="http://schemas.microsoft.com/office/word/2024/wordml/sdtformatlock" xmlns:w16se="http://schemas.microsoft.com/office/word/2015/wordml/symex" xmlns:wpg="http://schemas.microsoft.com/office/word/2010/wordprocessingGroup" xmlns:wpi="http://schemas.microsoft.com/office/word/2010/wordprocessingInk" xmlns:wne="http://schemas.microsoft.com/office/word/2006/wordml" xmlns:wps="http://schemas.microsoft.com/office/word/2010/wordprocessingShape" mc:Ignorable="w14 w15 w16se w16cid w16 w16cex w16sdtdh w16sdtfl w16du wp14">
   <w:endnote w:type="separator" w:id="-1">
     <w:p>
       <w:pPr>
@@ -20818,7 +20792,7 @@
 </file>
 
 <file path=word/footer1.xml><?xml version="1.0" encoding="utf-8"?>
-<w:ftr xmlns:wpc="http://schemas.microsoft.com/office/word/2010/wordprocessingCanvas" xmlns:cx="http://schemas.microsoft.com/office/drawing/2014/chartex" xmlns:mc="http://schemas.openxmlformats.org/markup-compatibility/2006" xmlns:o="urn:schemas-microsoft-com:office:office" xmlns:r="http://schemas.openxmlformats.org/officeDocument/2006/relationships" xmlns:m="http://schemas.openxmlformats.org/officeDocument/2006/math" xmlns:v="urn:schemas-microsoft-com:vml" xmlns:wp14="http://schemas.microsoft.com/office/word/2010/wordprocessingDrawing" xmlns:wp="http://schemas.openxmlformats.org/drawingml/2006/wordprocessingDrawing" xmlns:w10="urn:schemas-microsoft-com:office:word" xmlns:w="http://schemas.openxmlformats.org/wordprocessingml/2006/main" xmlns:w14="http://schemas.microsoft.com/office/word/2010/wordml" xmlns:w15="http://schemas.microsoft.com/office/word/2012/wordml" xmlns:w16se="http://schemas.microsoft.com/office/word/2015/wordml/symex" xmlns:wpg="http://schemas.microsoft.com/office/word/2010/wordprocessingGroup" xmlns:wpi="http://schemas.microsoft.com/office/word/2010/wordprocessingInk" xmlns:wne="http://schemas.microsoft.com/office/word/2006/wordml" xmlns:wps="http://schemas.microsoft.com/office/word/2010/wordprocessingShape" mc:Ignorable="w14 w15 w16se wp14">
+<w:ftr xmlns:wpc="http://schemas.microsoft.com/office/word/2010/wordprocessingCanvas" xmlns:cx="http://schemas.microsoft.com/office/drawing/2014/chartex" xmlns:cx1="http://schemas.microsoft.com/office/drawing/2015/9/8/chartex" xmlns:cx2="http://schemas.microsoft.com/office/drawing/2015/10/21/chartex" xmlns:cx3="http://schemas.microsoft.com/office/drawing/2016/5/9/chartex" xmlns:cx4="http://schemas.microsoft.com/office/drawing/2016/5/10/chartex" xmlns:cx5="http://schemas.microsoft.com/office/drawing/2016/5/11/chartex" xmlns:cx6="http://schemas.microsoft.com/office/drawing/2016/5/12/chartex" xmlns:cx7="http://schemas.microsoft.com/office/drawing/2016/5/13/chartex" xmlns:cx8="http://schemas.microsoft.com/office/drawing/2016/5/14/chartex" xmlns:mc="http://schemas.openxmlformats.org/markup-compatibility/2006" xmlns:aink="http://schemas.microsoft.com/office/drawing/2016/ink" xmlns:am3d="http://schemas.microsoft.com/office/drawing/2017/model3d" xmlns:o="urn:schemas-microsoft-com:office:office" xmlns:oel="http://schemas.microsoft.com/office/2019/extlst" xmlns:r="http://schemas.openxmlformats.org/officeDocument/2006/relationships" xmlns:m="http://schemas.openxmlformats.org/officeDocument/2006/math" xmlns:v="urn:schemas-microsoft-com:vml" xmlns:wp14="http://schemas.microsoft.com/office/word/2010/wordprocessingDrawing" xmlns:wp="http://schemas.openxmlformats.org/drawingml/2006/wordprocessingDrawing" xmlns:w10="urn:schemas-microsoft-com:office:word" xmlns:w="http://schemas.openxmlformats.org/wordprocessingml/2006/main" xmlns:w14="http://schemas.microsoft.com/office/word/2010/wordml" xmlns:w15="http://schemas.microsoft.com/office/word/2012/wordml" xmlns:w16cex="http://schemas.microsoft.com/office/word/2018/wordml/cex" xmlns:w16cid="http://schemas.microsoft.com/office/word/2016/wordml/cid" xmlns:w16="http://schemas.microsoft.com/office/word/2018/wordml" xmlns:w16du="http://schemas.microsoft.com/office/word/2023/wordml/word16du" xmlns:w16sdtdh="http://schemas.microsoft.com/office/word/2020/wordml/sdtdatahash" xmlns:w16sdtfl="http://schemas.microsoft.com/office/word/2024/wordml/sdtformatlock" xmlns:w16se="http://schemas.microsoft.com/office/word/2015/wordml/symex" xmlns:wpg="http://schemas.microsoft.com/office/word/2010/wordprocessingGroup" xmlns:wpi="http://schemas.microsoft.com/office/word/2010/wordprocessingInk" xmlns:wne="http://schemas.microsoft.com/office/word/2006/wordml" xmlns:wps="http://schemas.microsoft.com/office/word/2010/wordprocessingShape" mc:Ignorable="w14 w15 w16se w16cid w16 w16cex w16sdtdh w16sdtfl w16du wp14">
   <w:sdt>
     <w:sdtPr>
       <w:id w:val="1307052138"/>
@@ -20827,7 +20801,6 @@
         <w:docPartUnique/>
       </w:docPartObj>
     </w:sdtPr>
-    <w:sdtEndPr/>
     <w:sdtContent>
       <w:p>
         <w:pPr>
@@ -20865,7 +20838,7 @@
 </file>
 
 <file path=word/footnotes.xml><?xml version="1.0" encoding="utf-8"?>
-<w:footnotes xmlns:wpc="http://schemas.microsoft.com/office/word/2010/wordprocessingCanvas" xmlns:cx="http://schemas.microsoft.com/office/drawing/2014/chartex" xmlns:mc="http://schemas.openxmlformats.org/markup-compatibility/2006" xmlns:o="urn:schemas-microsoft-com:office:office" xmlns:r="http://schemas.openxmlformats.org/officeDocument/2006/relationships" xmlns:m="http://schemas.openxmlformats.org/officeDocument/2006/math" xmlns:v="urn:schemas-microsoft-com:vml" xmlns:wp14="http://schemas.microsoft.com/office/word/2010/wordprocessingDrawing" xmlns:wp="http://schemas.openxmlformats.org/drawingml/2006/wordprocessingDrawing" xmlns:w10="urn:schemas-microsoft-com:office:word" xmlns:w="http://schemas.openxmlformats.org/wordprocessingml/2006/main" xmlns:w14="http://schemas.microsoft.com/office/word/2010/wordml" xmlns:w15="http://schemas.microsoft.com/office/word/2012/wordml" xmlns:w16se="http://schemas.microsoft.com/office/word/2015/wordml/symex" xmlns:wpg="http://schemas.microsoft.com/office/word/2010/wordprocessingGroup" xmlns:wpi="http://schemas.microsoft.com/office/word/2010/wordprocessingInk" xmlns:wne="http://schemas.microsoft.com/office/word/2006/wordml" xmlns:wps="http://schemas.microsoft.com/office/word/2010/wordprocessingShape" mc:Ignorable="w14 w15 w16se wp14">
+<w:footnotes xmlns:wpc="http://schemas.microsoft.com/office/word/2010/wordprocessingCanvas" xmlns:cx="http://schemas.microsoft.com/office/drawing/2014/chartex" xmlns:cx1="http://schemas.microsoft.com/office/drawing/2015/9/8/chartex" xmlns:cx2="http://schemas.microsoft.com/office/drawing/2015/10/21/chartex" xmlns:cx3="http://schemas.microsoft.com/office/drawing/2016/5/9/chartex" xmlns:cx4="http://schemas.microsoft.com/office/drawing/2016/5/10/chartex" xmlns:cx5="http://schemas.microsoft.com/office/drawing/2016/5/11/chartex" xmlns:cx6="http://schemas.microsoft.com/office/drawing/2016/5/12/chartex" xmlns:cx7="http://schemas.microsoft.com/office/drawing/2016/5/13/chartex" xmlns:cx8="http://schemas.microsoft.com/office/drawing/2016/5/14/chartex" xmlns:mc="http://schemas.openxmlformats.org/markup-compatibility/2006" xmlns:aink="http://schemas.microsoft.com/office/drawing/2016/ink" xmlns:am3d="http://schemas.microsoft.com/office/drawing/2017/model3d" xmlns:o="urn:schemas-microsoft-com:office:office" xmlns:oel="http://schemas.microsoft.com/office/2019/extlst" xmlns:r="http://schemas.openxmlformats.org/officeDocument/2006/relationships" xmlns:m="http://schemas.openxmlformats.org/officeDocument/2006/math" xmlns:v="urn:schemas-microsoft-com:vml" xmlns:wp14="http://schemas.microsoft.com/office/word/2010/wordprocessingDrawing" xmlns:wp="http://schemas.openxmlformats.org/drawingml/2006/wordprocessingDrawing" xmlns:w10="urn:schemas-microsoft-com:office:word" xmlns:w="http://schemas.openxmlformats.org/wordprocessingml/2006/main" xmlns:w14="http://schemas.microsoft.com/office/word/2010/wordml" xmlns:w15="http://schemas.microsoft.com/office/word/2012/wordml" xmlns:w16cex="http://schemas.microsoft.com/office/word/2018/wordml/cex" xmlns:w16cid="http://schemas.microsoft.com/office/word/2016/wordml/cid" xmlns:w16="http://schemas.microsoft.com/office/word/2018/wordml" xmlns:w16du="http://schemas.microsoft.com/office/word/2023/wordml/word16du" xmlns:w16sdtdh="http://schemas.microsoft.com/office/word/2020/wordml/sdtdatahash" xmlns:w16sdtfl="http://schemas.microsoft.com/office/word/2024/wordml/sdtformatlock" xmlns:w16se="http://schemas.microsoft.com/office/word/2015/wordml/symex" xmlns:wpg="http://schemas.microsoft.com/office/word/2010/wordprocessingGroup" xmlns:wpi="http://schemas.microsoft.com/office/word/2010/wordprocessingInk" xmlns:wne="http://schemas.microsoft.com/office/word/2006/wordml" xmlns:wps="http://schemas.microsoft.com/office/word/2010/wordprocessingShape" mc:Ignorable="w14 w15 w16se w16cid w16 w16cex w16sdtdh w16sdtfl w16du wp14">
   <w:footnote w:type="separator" w:id="-1">
     <w:p>
       <w:pPr>
@@ -20890,7 +20863,7 @@
 </file>
 
 <file path=word/numbering.xml><?xml version="1.0" encoding="utf-8"?>
-<w:numbering xmlns:wpc="http://schemas.microsoft.com/office/word/2010/wordprocessingCanvas" xmlns:cx="http://schemas.microsoft.com/office/drawing/2014/chartex" xmlns:mc="http://schemas.openxmlformats.org/markup-compatibility/2006" xmlns:o="urn:schemas-microsoft-com:office:office" xmlns:r="http://schemas.openxmlformats.org/officeDocument/2006/relationships" xmlns:m="http://schemas.openxmlformats.org/officeDocument/2006/math" xmlns:v="urn:schemas-microsoft-com:vml" xmlns:wp14="http://schemas.microsoft.com/office/word/2010/wordprocessingDrawing" xmlns:wp="http://schemas.openxmlformats.org/drawingml/2006/wordprocessingDrawing" xmlns:w10="urn:schemas-microsoft-com:office:word" xmlns:w="http://schemas.openxmlformats.org/wordprocessingml/2006/main" xmlns:w14="http://schemas.microsoft.com/office/word/2010/wordml" xmlns:w15="http://schemas.microsoft.com/office/word/2012/wordml" xmlns:w16se="http://schemas.microsoft.com/office/word/2015/wordml/symex" xmlns:wpg="http://schemas.microsoft.com/office/word/2010/wordprocessingGroup" xmlns:wpi="http://schemas.microsoft.com/office/word/2010/wordprocessingInk" xmlns:wne="http://schemas.microsoft.com/office/word/2006/wordml" xmlns:wps="http://schemas.microsoft.com/office/word/2010/wordprocessingShape" mc:Ignorable="w14 w15 w16se wp14">
+<w:numbering xmlns:wpc="http://schemas.microsoft.com/office/word/2010/wordprocessingCanvas" xmlns:cx="http://schemas.microsoft.com/office/drawing/2014/chartex" xmlns:cx1="http://schemas.microsoft.com/office/drawing/2015/9/8/chartex" xmlns:cx2="http://schemas.microsoft.com/office/drawing/2015/10/21/chartex" xmlns:cx3="http://schemas.microsoft.com/office/drawing/2016/5/9/chartex" xmlns:cx4="http://schemas.microsoft.com/office/drawing/2016/5/10/chartex" xmlns:cx5="http://schemas.microsoft.com/office/drawing/2016/5/11/chartex" xmlns:cx6="http://schemas.microsoft.com/office/drawing/2016/5/12/chartex" xmlns:cx7="http://schemas.microsoft.com/office/drawing/2016/5/13/chartex" xmlns:cx8="http://schemas.microsoft.com/office/drawing/2016/5/14/chartex" xmlns:mc="http://schemas.openxmlformats.org/markup-compatibility/2006" xmlns:aink="http://schemas.microsoft.com/office/drawing/2016/ink" xmlns:am3d="http://schemas.microsoft.com/office/drawing/2017/model3d" xmlns:o="urn:schemas-microsoft-com:office:office" xmlns:oel="http://schemas.microsoft.com/office/2019/extlst" xmlns:r="http://schemas.openxmlformats.org/officeDocument/2006/relationships" xmlns:m="http://schemas.openxmlformats.org/officeDocument/2006/math" xmlns:v="urn:schemas-microsoft-com:vml" xmlns:wp14="http://schemas.microsoft.com/office/word/2010/wordprocessingDrawing" xmlns:wp="http://schemas.openxmlformats.org/drawingml/2006/wordprocessingDrawing" xmlns:w10="urn:schemas-microsoft-com:office:word" xmlns:w="http://schemas.openxmlformats.org/wordprocessingml/2006/main" xmlns:w14="http://schemas.microsoft.com/office/word/2010/wordml" xmlns:w15="http://schemas.microsoft.com/office/word/2012/wordml" xmlns:w16cex="http://schemas.microsoft.com/office/word/2018/wordml/cex" xmlns:w16cid="http://schemas.microsoft.com/office/word/2016/wordml/cid" xmlns:w16="http://schemas.microsoft.com/office/word/2018/wordml" xmlns:w16du="http://schemas.microsoft.com/office/word/2023/wordml/word16du" xmlns:w16sdtdh="http://schemas.microsoft.com/office/word/2020/wordml/sdtdatahash" xmlns:w16sdtfl="http://schemas.microsoft.com/office/word/2024/wordml/sdtformatlock" xmlns:w16se="http://schemas.microsoft.com/office/word/2015/wordml/symex" xmlns:wpg="http://schemas.microsoft.com/office/word/2010/wordprocessingGroup" xmlns:wpi="http://schemas.microsoft.com/office/word/2010/wordprocessingInk" xmlns:wne="http://schemas.microsoft.com/office/word/2006/wordml" xmlns:wps="http://schemas.microsoft.com/office/word/2010/wordprocessingShape" mc:Ignorable="w14 w15 w16se w16cid w16 w16cex w16sdtdh w16sdtfl w16du wp14">
   <w:abstractNum w:abstractNumId="0" w15:restartNumberingAfterBreak="0">
     <w:nsid w:val="04002287"/>
     <w:multiLevelType w:val="hybridMultilevel"/>
@@ -22472,53 +22445,53 @@
       </w:rPr>
     </w:lvl>
   </w:abstractNum>
-  <w:num w:numId="1">
+  <w:num w:numId="1" w16cid:durableId="480117341">
     <w:abstractNumId w:val="12"/>
   </w:num>
-  <w:num w:numId="2">
+  <w:num w:numId="2" w16cid:durableId="210581002">
     <w:abstractNumId w:val="8"/>
   </w:num>
-  <w:num w:numId="3">
+  <w:num w:numId="3" w16cid:durableId="1946424382">
     <w:abstractNumId w:val="1"/>
   </w:num>
-  <w:num w:numId="4">
+  <w:num w:numId="4" w16cid:durableId="209459734">
     <w:abstractNumId w:val="11"/>
   </w:num>
-  <w:num w:numId="5">
+  <w:num w:numId="5" w16cid:durableId="1002273696">
     <w:abstractNumId w:val="6"/>
   </w:num>
-  <w:num w:numId="6">
+  <w:num w:numId="6" w16cid:durableId="1406538256">
     <w:abstractNumId w:val="4"/>
   </w:num>
-  <w:num w:numId="7">
+  <w:num w:numId="7" w16cid:durableId="1737900984">
     <w:abstractNumId w:val="0"/>
   </w:num>
-  <w:num w:numId="8">
+  <w:num w:numId="8" w16cid:durableId="1747457352">
     <w:abstractNumId w:val="10"/>
   </w:num>
-  <w:num w:numId="9">
+  <w:num w:numId="9" w16cid:durableId="930239614">
     <w:abstractNumId w:val="5"/>
   </w:num>
-  <w:num w:numId="10">
+  <w:num w:numId="10" w16cid:durableId="447512048">
     <w:abstractNumId w:val="13"/>
   </w:num>
-  <w:num w:numId="11">
+  <w:num w:numId="11" w16cid:durableId="1315337387">
     <w:abstractNumId w:val="2"/>
   </w:num>
-  <w:num w:numId="12">
+  <w:num w:numId="12" w16cid:durableId="1272132425">
     <w:abstractNumId w:val="9"/>
   </w:num>
-  <w:num w:numId="13">
+  <w:num w:numId="13" w16cid:durableId="43062785">
     <w:abstractNumId w:val="3"/>
   </w:num>
-  <w:num w:numId="14">
+  <w:num w:numId="14" w16cid:durableId="870924595">
     <w:abstractNumId w:val="7"/>
   </w:num>
 </w:numbering>
 </file>
 
 <file path=word/styles.xml><?xml version="1.0" encoding="utf-8"?>
-<w:styles xmlns:mc="http://schemas.openxmlformats.org/markup-compatibility/2006" xmlns:r="http://schemas.openxmlformats.org/officeDocument/2006/relationships" xmlns:w="http://schemas.openxmlformats.org/wordprocessingml/2006/main" xmlns:w14="http://schemas.microsoft.com/office/word/2010/wordml" xmlns:w15="http://schemas.microsoft.com/office/word/2012/wordml" xmlns:w16se="http://schemas.microsoft.com/office/word/2015/wordml/symex" mc:Ignorable="w14 w15 w16se">
+<w:styles xmlns:mc="http://schemas.openxmlformats.org/markup-compatibility/2006" xmlns:r="http://schemas.openxmlformats.org/officeDocument/2006/relationships" xmlns:w="http://schemas.openxmlformats.org/wordprocessingml/2006/main" xmlns:w14="http://schemas.microsoft.com/office/word/2010/wordml" xmlns:w15="http://schemas.microsoft.com/office/word/2012/wordml" xmlns:w16cex="http://schemas.microsoft.com/office/word/2018/wordml/cex" xmlns:w16cid="http://schemas.microsoft.com/office/word/2016/wordml/cid" xmlns:w16="http://schemas.microsoft.com/office/word/2018/wordml" xmlns:w16du="http://schemas.microsoft.com/office/word/2023/wordml/word16du" xmlns:w16sdtdh="http://schemas.microsoft.com/office/word/2020/wordml/sdtdatahash" xmlns:w16sdtfl="http://schemas.microsoft.com/office/word/2024/wordml/sdtformatlock" xmlns:w16se="http://schemas.microsoft.com/office/word/2015/wordml/symex" mc:Ignorable="w14 w15 w16se w16cid w16 w16cex w16sdtdh w16sdtfl w16du">
   <w:docDefaults>
     <w:rPrDefault>
       <w:rPr>
@@ -22535,7 +22508,7 @@
       </w:pPr>
     </w:pPrDefault>
   </w:docDefaults>
-  <w:latentStyles w:defLockedState="0" w:defUIPriority="99" w:defSemiHidden="0" w:defUnhideWhenUsed="0" w:defQFormat="0" w:count="371">
+  <w:latentStyles w:defLockedState="0" w:defUIPriority="99" w:defSemiHidden="0" w:defUnhideWhenUsed="0" w:defQFormat="0" w:count="376">
     <w:lsdException w:name="Normal" w:uiPriority="0" w:qFormat="1"/>
     <w:lsdException w:name="heading 1" w:uiPriority="9" w:qFormat="1"/>
     <w:lsdException w:name="heading 2" w:semiHidden="1" w:uiPriority="9" w:unhideWhenUsed="1" w:qFormat="1"/>
@@ -22907,6 +22880,11 @@
     <w:lsdException w:name="List Table 5 Dark Accent 6" w:uiPriority="50"/>
     <w:lsdException w:name="List Table 6 Colorful Accent 6" w:uiPriority="51"/>
     <w:lsdException w:name="List Table 7 Colorful Accent 6" w:uiPriority="52"/>
+    <w:lsdException w:name="Mention" w:semiHidden="1" w:unhideWhenUsed="1"/>
+    <w:lsdException w:name="Smart Hyperlink" w:semiHidden="1" w:unhideWhenUsed="1"/>
+    <w:lsdException w:name="Hashtag" w:semiHidden="1" w:unhideWhenUsed="1"/>
+    <w:lsdException w:name="Unresolved Mention" w:semiHidden="1" w:unhideWhenUsed="1"/>
+    <w:lsdException w:name="Smart Link" w:semiHidden="1" w:unhideWhenUsed="1"/>
   </w:latentStyles>
   <w:style w:type="paragraph" w:default="1" w:styleId="a">
     <w:name w:val="Normal"/>
